--- a/word_reports/LP_0231_위치_281_Mariah Carey_Mariah Carey.docx
+++ b/word_reports/LP_0231_위치_281_Mariah Carey_Mariah Carey.docx
@@ -4,7 +4,7 @@
   <w:body>
     <w:p>
       <w:pPr>
-        <w:spacing w:after="280"/>
+        <w:spacing w:after="80"/>
       </w:pPr>
       <w:r>
         <w:rPr w:rFonts="맑은 고딕">
@@ -13,94 +13,47 @@
           <w:color w:val="1E3A8A"/>
           <w:sz w:val="30"/>
         </w:rPr>
-        <w:t>[281] Mariah Carey - Mariah Carey</w:t>
+        <w:t>Mariah Carey (머라이어 캐리) - Mariah Carey</w:t>
       </w:r>
     </w:p>
     <w:p>
       <w:pPr>
-        <w:spacing w:after="320"/>
+        <w:spacing w:after="240"/>
       </w:pPr>
       <w:r>
         <w:rPr w:rFonts="맑은 고딕">
           <w:rFonts w:ascii="맑은 고딕" w:hAnsi="맑은 고딕" w:eastAsia="맑은 고딕"/>
           <w:b/>
-          <w:sz w:val="20"/>
+          <w:color w:val="4B5563"/>
+          <w:sz w:val="22"/>
         </w:rPr>
-        <w:t>■ 위치 : 281</w:t>
-        <w:br/>
-      </w:r>
-      <w:r>
-        <w:rPr w:rFonts="맑은 고딕">
-          <w:rFonts w:ascii="맑은 고딕" w:hAnsi="맑은 고딕" w:eastAsia="맑은 고딕"/>
-          <w:b/>
-          <w:sz w:val="20"/>
-        </w:rPr>
-        <w:t>■ 아티스트 : Mariah Carey</w:t>
-        <w:br/>
-      </w:r>
-      <w:r>
-        <w:rPr w:rFonts="맑은 고딕">
-          <w:rFonts w:ascii="맑은 고딕" w:hAnsi="맑은 고딕" w:eastAsia="맑은 고딕"/>
-          <w:b/>
-          <w:sz w:val="20"/>
-        </w:rPr>
-        <w:t>■ 앨범명 : Mariah Carey</w:t>
-        <w:br/>
-      </w:r>
-      <w:r>
-        <w:rPr w:rFonts="맑은 고딕">
-          <w:rFonts w:ascii="맑은 고딕" w:hAnsi="맑은 고딕" w:eastAsia="맑은 고딕"/>
-          <w:b w:val="0"/>
-          <w:sz w:val="20"/>
-        </w:rPr>
-        <w:t>■ 음반 레이블 : Columbia</w:t>
-        <w:br/>
-      </w:r>
-      <w:r>
-        <w:rPr w:rFonts="맑은 고딕">
-          <w:rFonts w:ascii="맑은 고딕" w:hAnsi="맑은 고딕" w:eastAsia="맑은 고딕"/>
-          <w:b w:val="0"/>
-          <w:sz w:val="20"/>
-        </w:rPr>
-        <w:t>■ 발매년도 : 1990</w:t>
-        <w:br/>
-      </w:r>
-      <w:r>
-        <w:rPr w:rFonts="맑은 고딕">
-          <w:rFonts w:ascii="맑은 고딕" w:hAnsi="맑은 고딕" w:eastAsia="맑은 고딕"/>
-          <w:b w:val="0"/>
-          <w:sz w:val="20"/>
-        </w:rPr>
-        <w:t>■ 장르 : 팝, R&amp;B, 소울</w:t>
-        <w:br/>
-      </w:r>
-      <w:r>
-        <w:rPr w:rFonts="맑은 고딕">
-          <w:rFonts w:ascii="맑은 고딕" w:hAnsi="맑은 고딕" w:eastAsia="맑은 고딕"/>
-          <w:b w:val="0"/>
-          <w:sz w:val="20"/>
-        </w:rPr>
-        <w:t>■ 주요 수록곡 : Vision of Love, Love Takes Time, Someday, I Don't Wanna Cry, There's Got to Be a Way</w:t>
-        <w:br/>
+        <w:t>위치 :  281</w:t>
       </w:r>
     </w:p>
     <w:p>
       <w:pPr>
-        <w:spacing w:after="160"/>
+        <w:spacing w:line="324" w:lineRule="auto" w:before="80" w:after="160"/>
       </w:pPr>
       <w:r>
         <w:rPr w:rFonts="맑은 고딕">
           <w:rFonts w:ascii="맑은 고딕" w:hAnsi="맑은 고딕" w:eastAsia="맑은 고딕"/>
           <w:b/>
           <w:color w:val="1F2937"/>
-          <w:sz w:val="24"/>
+          <w:sz w:val="22"/>
         </w:rPr>
-        <w:t>■ 음반 해설 및 감상 가이드</w:t>
+        <w:t xml:space="preserve">[음반 소개] </w:t>
+      </w:r>
+      <w:r>
+        <w:rPr w:rFonts="맑은 고딕">
+          <w:rFonts w:ascii="맑은 고딕" w:hAnsi="맑은 고딕" w:eastAsia="맑은 고딕"/>
+          <w:b w:val="0"/>
+          <w:sz w:val="21"/>
+        </w:rPr>
       </w:r>
     </w:p>
     <w:p>
       <w:pPr>
-        <w:spacing w:line="312" w:lineRule="auto" w:after="120"/>
+        <w:spacing w:line="324" w:lineRule="auto" w:after="120"/>
       </w:pPr>
       <w:r>
         <w:rPr w:rFonts="맑은 고딕">
@@ -108,38 +61,516 @@
           <w:b w:val="0"/>
           <w:sz w:val="21"/>
         </w:rPr>
-        <w:t>1990년에 발매된 머라이어 캐리(Mariah Carey)의 셀프 타이틀 데뷔 앨범 《Mariah Carey》는 20세기 대중음악사에 가장 화려한 신인의 탄생을 알린 명반입니다. 당시 컬럼비아 레코드의 전폭적인 지원 속에 세상에 나온 이 음반은, 발매 직후 폭발적인 반응을 일으키며 머라이어 캐리를 단숨에 글로벌 팝 씬의 정점에 올려놓았습니다. 이 음반은 빌보드 200 앨범 차트 정상에 오르고 장기간 집권했을 뿐만 아니라, 단일 데뷔 앨범에서 무려 4곡의 연속 빌보드 Hot 100 1위 싱글을 배출하는 불멸의 대기록을 세웠습니다.</w:t>
+        <w:t>1990년 여름, 팝 음악계는 신이 내린 천상의 음색을 지닌 스물한 살 신예의 등장으로 거대한 지각변동을 맞이했습니다. 머라이어 캐리의 데뷔 앨범 《Mariah Carey》는 5옥타브를 자유자재로 넘나드는 경이로운 보컬 테크닉과 흑인 가스펠의 깊은 영혼, 세련된 팝 발라드의 서정성이 절묘하게 교차하는 현대 팝 보컬의 기념비적 이정표입니다. 레코드 그루브를 타고 흐르는 그녀의 맑고 풍성한 첫 숨결은 오랜 세월이 흐른 오늘날에도 클래식한 기품을 잃지 않으며 리스너의 가슴을 뭉클하게 적십니다. 90년대 디바 전성시대의 찬연한 서막을 알린 이 음반은 그 자체로 거장의 탄생을 알리는 거룩한 선언문이자 음악사적 축복입니다.</w:t>
       </w:r>
     </w:p>
     <w:p>
       <w:pPr>
-        <w:spacing w:line="312" w:lineRule="auto" w:after="120"/>
+        <w:spacing w:line="324" w:lineRule="auto" w:before="200" w:after="80"/>
       </w:pPr>
+      <w:r>
+        <w:rPr w:rFonts="맑은 고딕">
+          <w:rFonts w:ascii="맑은 고딕" w:hAnsi="맑은 고딕" w:eastAsia="맑은 고딕"/>
+          <w:b/>
+          <w:color w:val="1E3A8A"/>
+          <w:sz w:val="24"/>
+        </w:rPr>
+        <w:t>1. 음반 데이터</w:t>
+      </w:r>
+    </w:p>
+    <w:p>
+      <w:pPr>
+        <w:spacing w:line="324" w:lineRule="auto" w:after="80"/>
+      </w:pPr>
+      <w:r>
+        <w:rPr w:rFonts="맑은 고딕">
+          <w:rFonts w:ascii="맑은 고딕" w:hAnsi="맑은 고딕" w:eastAsia="맑은 고딕"/>
+          <w:b w:val="0"/>
+          <w:color w:val="6B7280"/>
+          <w:sz w:val="21"/>
+        </w:rPr>
+        <w:t xml:space="preserve">· </w:t>
+      </w:r>
+      <w:r>
+        <w:rPr w:rFonts="맑은 고딕">
+          <w:rFonts w:ascii="맑은 고딕" w:hAnsi="맑은 고딕" w:eastAsia="맑은 고딕"/>
+          <w:b/>
+          <w:color w:val="1F2937"/>
+          <w:sz w:val="21"/>
+        </w:rPr>
+        <w:t xml:space="preserve">앨범명: </w:t>
+      </w:r>
       <w:r>
         <w:rPr w:rFonts="맑은 고딕">
           <w:rFonts w:ascii="맑은 고딕" w:hAnsi="맑은 고딕" w:eastAsia="맑은 고딕"/>
           <w:b w:val="0"/>
           <w:sz w:val="21"/>
         </w:rPr>
-        <w:t>음악적으로 이 앨범은 90년대 팝과 R&amp;B, 그리고 현대적 소울의 절묘한 융합을 보여줍니다. 무엇보다 머라이어 캐리의 독보적인 5옥타브를 넘나드는 가창력과 섬세한 감정 표현, 그리고 그녀의 시그니처인 '휘슬 레지스터(Whistle Register)' 테크닉이 음반 전체를 아름답게 수놓고 있습니다. 압도적인 보컬리스트로서의 역량뿐만 아니라, 그녀가 전곡의 작사 및 작곡에 주도적으로 참여함으로써 싱어송라이터로서의 천재성 또한 유감없이 발휘되었습니다. 고전적인 소울의 깊이와 세련된 팝 감수성이 완벽한 조화를 이루고 있습니다.</w:t>
+        <w:t>Mariah Carey</w:t>
       </w:r>
     </w:p>
     <w:p>
       <w:pPr>
-        <w:spacing w:line="312" w:lineRule="auto" w:after="120"/>
+        <w:spacing w:line="324" w:lineRule="auto" w:after="80"/>
       </w:pPr>
+      <w:r>
+        <w:rPr w:rFonts="맑은 고딕">
+          <w:rFonts w:ascii="맑은 고딕" w:hAnsi="맑은 고딕" w:eastAsia="맑은 고딕"/>
+          <w:b w:val="0"/>
+          <w:color w:val="6B7280"/>
+          <w:sz w:val="21"/>
+        </w:rPr>
+        <w:t xml:space="preserve">· </w:t>
+      </w:r>
+      <w:r>
+        <w:rPr w:rFonts="맑은 고딕">
+          <w:rFonts w:ascii="맑은 고딕" w:hAnsi="맑은 고딕" w:eastAsia="맑은 고딕"/>
+          <w:b/>
+          <w:color w:val="1F2937"/>
+          <w:sz w:val="21"/>
+        </w:rPr>
+        <w:t xml:space="preserve">아티스트: </w:t>
+      </w:r>
       <w:r>
         <w:rPr w:rFonts="맑은 고딕">
           <w:rFonts w:ascii="맑은 고딕" w:hAnsi="맑은 고딕" w:eastAsia="맑은 고딕"/>
           <w:b w:val="0"/>
           <w:sz w:val="21"/>
         </w:rPr>
-        <w:t>감상의 핵심은 현대 R&amp;B 보컬의 새로운 이정표를 제시한 명곡 "Vision of Love"에 있습니다. 화려한 화음과 절제된 멜리스마(Melisma) 기법이 돋보이는 이 곡은 캐리에게 첫 그래미 어워드 트로피를 안겨주었으며, 후대 보컬리스트들에게 절대적인 영향을 미쳤습니다. 아울러 호소력 짙은 발라드 "Love Takes Time"과 경쾌한 리듬감이 빛나는 "Someday", 애절한 감성의 "I Don't Wanna Cry"에 이르기까지 완벽한 완급 조절을 보여줍니다. LP의 따뜻한 아날로그 질감으로 감상할 때, 90년대 초반 특유의 풍성한 사운드 세션과 그녀의 청아하면서도 힘 있는 음색이 더욱 입체적으로 다가옵니다.</w:t>
+        <w:t>Mariah Carey (머라이어 캐리)</w:t>
+      </w:r>
+    </w:p>
+    <w:p>
+      <w:pPr>
+        <w:spacing w:line="324" w:lineRule="auto" w:after="80"/>
+      </w:pPr>
+      <w:r>
+        <w:rPr w:rFonts="맑은 고딕">
+          <w:rFonts w:ascii="맑은 고딕" w:hAnsi="맑은 고딕" w:eastAsia="맑은 고딕"/>
+          <w:b w:val="0"/>
+          <w:color w:val="6B7280"/>
+          <w:sz w:val="21"/>
+        </w:rPr>
+        <w:t xml:space="preserve">· </w:t>
+      </w:r>
+      <w:r>
+        <w:rPr w:rFonts="맑은 고딕">
+          <w:rFonts w:ascii="맑은 고딕" w:hAnsi="맑은 고딕" w:eastAsia="맑은 고딕"/>
+          <w:b/>
+          <w:color w:val="1F2937"/>
+          <w:sz w:val="21"/>
+        </w:rPr>
+        <w:t xml:space="preserve">발매 정보: </w:t>
+      </w:r>
+      <w:r>
+        <w:rPr w:rFonts="맑은 고딕">
+          <w:rFonts w:ascii="맑은 고딕" w:hAnsi="맑은 고딕" w:eastAsia="맑은 고딕"/>
+          <w:b w:val="0"/>
+          <w:sz w:val="21"/>
+        </w:rPr>
+        <w:t>1990년 6월 12일 컬럼비아 레코드(Columbia Records)를 통해 발매된 머라이어 캐리의 정규 데뷔 앨범으로, 토미 모톨라의 전폭적인 지휘 아래 팝 역사상 가장 화려한 스포트라이트를 받으며 세상에 모습을 드러낸 마스터피스입니다.</w:t>
+      </w:r>
+    </w:p>
+    <w:p>
+      <w:pPr>
+        <w:spacing w:line="324" w:lineRule="auto" w:after="80"/>
+      </w:pPr>
+      <w:r>
+        <w:rPr w:rFonts="맑은 고딕">
+          <w:rFonts w:ascii="맑은 고딕" w:hAnsi="맑은 고딕" w:eastAsia="맑은 고딕"/>
+          <w:b w:val="0"/>
+          <w:color w:val="6B7280"/>
+          <w:sz w:val="21"/>
+        </w:rPr>
+        <w:t xml:space="preserve">· </w:t>
+      </w:r>
+      <w:r>
+        <w:rPr w:rFonts="맑은 고딕">
+          <w:rFonts w:ascii="맑은 고딕" w:hAnsi="맑은 고딕" w:eastAsia="맑은 고딕"/>
+          <w:b/>
+          <w:color w:val="1F2937"/>
+          <w:sz w:val="21"/>
+        </w:rPr>
+        <w:t xml:space="preserve">LP 인기도(판매량): </w:t>
+      </w:r>
+      <w:r>
+        <w:rPr w:rFonts="맑은 고딕">
+          <w:rFonts w:ascii="맑은 고딕" w:hAnsi="맑은 고딕" w:eastAsia="맑은 고딕"/>
+          <w:b w:val="0"/>
+          <w:sz w:val="21"/>
+        </w:rPr>
+        <w:t>발매 직후 미국 빌보드 200 차트에서 11주 연속 1위를 기록했으며, 미국 내에서만 900만 장 이상(RIAA 9× 플래티넘), 전 세계적으로 1,500만 장 이상의 경이적인 판매고를 올리며 신인으로서는 유례없는 상업적 대성공을 거두었습니다.</w:t>
+      </w:r>
+    </w:p>
+    <w:p>
+      <w:pPr>
+        <w:spacing w:line="324" w:lineRule="auto" w:after="80"/>
+      </w:pPr>
+      <w:r>
+        <w:rPr w:rFonts="맑은 고딕">
+          <w:rFonts w:ascii="맑은 고딕" w:hAnsi="맑은 고딕" w:eastAsia="맑은 고딕"/>
+          <w:b w:val="0"/>
+          <w:color w:val="6B7280"/>
+          <w:sz w:val="21"/>
+        </w:rPr>
+        <w:t xml:space="preserve">· </w:t>
+      </w:r>
+      <w:r>
+        <w:rPr w:rFonts="맑은 고딕">
+          <w:rFonts w:ascii="맑은 고딕" w:hAnsi="맑은 고딕" w:eastAsia="맑은 고딕"/>
+          <w:b/>
+          <w:color w:val="1F2937"/>
+          <w:sz w:val="21"/>
+        </w:rPr>
+        <w:t xml:space="preserve">각종 수상경력: </w:t>
+      </w:r>
+      <w:r>
+        <w:rPr w:rFonts="맑은 고딕">
+          <w:rFonts w:ascii="맑은 고딕" w:hAnsi="맑은 고딕" w:eastAsia="맑은 고딕"/>
+          <w:b w:val="0"/>
+          <w:sz w:val="21"/>
+        </w:rPr>
+        <w:t>1991년 제33회 그래미 어워드에서 '최우수 신인상(Best New Artist)'과 싱글 〈Vision of Love〉로 '최우수 여성 팝 보컬 퍼포먼스(Best Pop Vocal Performance, Female)'를 거머쥐며 2관왕에 올랐고, 전설적인 데뷔로서의 권위와 예술성을 공인받았습니다.</w:t>
+      </w:r>
+    </w:p>
+    <w:p>
+      <w:pPr>
+        <w:spacing w:line="324" w:lineRule="auto" w:before="200" w:after="80"/>
+      </w:pPr>
+      <w:r>
+        <w:rPr w:rFonts="맑은 고딕">
+          <w:rFonts w:ascii="맑은 고딕" w:hAnsi="맑은 고딕" w:eastAsia="맑은 고딕"/>
+          <w:b/>
+          <w:color w:val="1E3A8A"/>
+          <w:sz w:val="24"/>
+        </w:rPr>
+        <w:t>2. 아티스트 정보</w:t>
+      </w:r>
+    </w:p>
+    <w:p>
+      <w:pPr>
+        <w:spacing w:line="324" w:lineRule="auto" w:after="80"/>
+      </w:pPr>
+      <w:r>
+        <w:rPr w:rFonts="맑은 고딕">
+          <w:rFonts w:ascii="맑은 고딕" w:hAnsi="맑은 고딕" w:eastAsia="맑은 고딕"/>
+          <w:b w:val="0"/>
+          <w:color w:val="6B7280"/>
+          <w:sz w:val="21"/>
+        </w:rPr>
+        <w:t xml:space="preserve">· </w:t>
+      </w:r>
+      <w:r>
+        <w:rPr w:rFonts="맑은 고딕">
+          <w:rFonts w:ascii="맑은 고딕" w:hAnsi="맑은 고딕" w:eastAsia="맑은 고딕"/>
+          <w:b/>
+          <w:color w:val="1F2937"/>
+          <w:sz w:val="21"/>
+        </w:rPr>
+        <w:t xml:space="preserve">국적: </w:t>
+      </w:r>
+      <w:r>
+        <w:rPr w:rFonts="맑은 고딕">
+          <w:rFonts w:ascii="맑은 고딕" w:hAnsi="맑은 고딕" w:eastAsia="맑은 고딕"/>
+          <w:b w:val="0"/>
+          <w:sz w:val="21"/>
+        </w:rPr>
+        <w:t>미국 (United States of America)</w:t>
+      </w:r>
+    </w:p>
+    <w:p>
+      <w:pPr>
+        <w:spacing w:line="324" w:lineRule="auto" w:after="80"/>
+      </w:pPr>
+      <w:r>
+        <w:rPr w:rFonts="맑은 고딕">
+          <w:rFonts w:ascii="맑은 고딕" w:hAnsi="맑은 고딕" w:eastAsia="맑은 고딕"/>
+          <w:b w:val="0"/>
+          <w:color w:val="6B7280"/>
+          <w:sz w:val="21"/>
+        </w:rPr>
+        <w:t xml:space="preserve">· </w:t>
+      </w:r>
+      <w:r>
+        <w:rPr w:rFonts="맑은 고딕">
+          <w:rFonts w:ascii="맑은 고딕" w:hAnsi="맑은 고딕" w:eastAsia="맑은 고딕"/>
+          <w:b/>
+          <w:color w:val="1F2937"/>
+          <w:sz w:val="21"/>
+        </w:rPr>
+        <w:t xml:space="preserve">생몰년도: </w:t>
+      </w:r>
+      <w:r>
+        <w:rPr w:rFonts="맑은 고딕">
+          <w:rFonts w:ascii="맑은 고딕" w:hAnsi="맑은 고딕" w:eastAsia="맑은 고딕"/>
+          <w:b w:val="0"/>
+          <w:sz w:val="21"/>
+        </w:rPr>
+        <w:t>1969년 3월 27일 출생 ~ 현재</w:t>
+      </w:r>
+    </w:p>
+    <w:p>
+      <w:pPr>
+        <w:spacing w:line="324" w:lineRule="auto" w:after="80"/>
+      </w:pPr>
+      <w:r>
+        <w:rPr w:rFonts="맑은 고딕">
+          <w:rFonts w:ascii="맑은 고딕" w:hAnsi="맑은 고딕" w:eastAsia="맑은 고딕"/>
+          <w:b w:val="0"/>
+          <w:color w:val="6B7280"/>
+          <w:sz w:val="21"/>
+        </w:rPr>
+        <w:t xml:space="preserve">· </w:t>
+      </w:r>
+      <w:r>
+        <w:rPr w:rFonts="맑은 고딕">
+          <w:rFonts w:ascii="맑은 고딕" w:hAnsi="맑은 고딕" w:eastAsia="맑은 고딕"/>
+          <w:b/>
+          <w:color w:val="1F2937"/>
+          <w:sz w:val="21"/>
+        </w:rPr>
+        <w:t xml:space="preserve">그룹 소속: </w:t>
+      </w:r>
+      <w:r>
+        <w:rPr w:rFonts="맑은 고딕">
+          <w:rFonts w:ascii="맑은 고딕" w:hAnsi="맑은 고딕" w:eastAsia="맑은 고딕"/>
+          <w:b w:val="0"/>
+          <w:sz w:val="21"/>
+        </w:rPr>
+        <w:t>솔로 (Solo)</w:t>
+      </w:r>
+    </w:p>
+    <w:p>
+      <w:pPr>
+        <w:spacing w:line="324" w:lineRule="auto" w:after="80"/>
+      </w:pPr>
+      <w:r>
+        <w:rPr w:rFonts="맑은 고딕">
+          <w:rFonts w:ascii="맑은 고딕" w:hAnsi="맑은 고딕" w:eastAsia="맑은 고딕"/>
+          <w:b w:val="0"/>
+          <w:color w:val="6B7280"/>
+          <w:sz w:val="21"/>
+        </w:rPr>
+        <w:t xml:space="preserve">· </w:t>
+      </w:r>
+      <w:r>
+        <w:rPr w:rFonts="맑은 고딕">
+          <w:rFonts w:ascii="맑은 고딕" w:hAnsi="맑은 고딕" w:eastAsia="맑은 고딕"/>
+          <w:b/>
+          <w:color w:val="1F2937"/>
+          <w:sz w:val="21"/>
+        </w:rPr>
+        <w:t xml:space="preserve">아티스트 소개: </w:t>
+      </w:r>
+      <w:r>
+        <w:rPr w:rFonts="맑은 고딕">
+          <w:rFonts w:ascii="맑은 고딕" w:hAnsi="맑은 고딕" w:eastAsia="맑은 고딕"/>
+          <w:b w:val="0"/>
+          <w:sz w:val="21"/>
+        </w:rPr>
+        <w:t>머라이어 캐리는 5옥타브에 달하는 경이적인 음역대와 전설적인 휘슬 레지스터를 구사하며 현대 팝·R&amp;B 보컬의 새로운 표준을 정립한 20세기 최고의 디바입니다. 탁월한 가창력뿐만 아니라 대다수 명곡의 멜로디와 노랫말을 직접 빚어낸 천재적인 싱어송라이터로서, 빌보드 핫 100 1위 곡 19개를 기록하며 솔로 아티스트 사상 독보적인 위상을 굳건히 지키고 있습니다.</w:t>
+      </w:r>
+    </w:p>
+    <w:p>
+      <w:pPr>
+        <w:spacing w:line="324" w:lineRule="auto" w:before="200" w:after="80"/>
+      </w:pPr>
+      <w:r>
+        <w:rPr w:rFonts="맑은 고딕">
+          <w:rFonts w:ascii="맑은 고딕" w:hAnsi="맑은 고딕" w:eastAsia="맑은 고딕"/>
+          <w:b/>
+          <w:color w:val="1E3A8A"/>
+          <w:sz w:val="24"/>
+        </w:rPr>
+        <w:t>3. 음반 상세 분석</w:t>
+      </w:r>
+    </w:p>
+    <w:p>
+      <w:pPr>
+        <w:spacing w:line="324" w:lineRule="auto" w:after="80"/>
+      </w:pPr>
+      <w:r>
+        <w:rPr w:rFonts="맑은 고딕">
+          <w:rFonts w:ascii="맑은 고딕" w:hAnsi="맑은 고딕" w:eastAsia="맑은 고딕"/>
+          <w:b w:val="0"/>
+          <w:color w:val="6B7280"/>
+          <w:sz w:val="21"/>
+        </w:rPr>
+        <w:t xml:space="preserve">· </w:t>
+      </w:r>
+      <w:r>
+        <w:rPr w:rFonts="맑은 고딕">
+          <w:rFonts w:ascii="맑은 고딕" w:hAnsi="맑은 고딕" w:eastAsia="맑은 고딕"/>
+          <w:b/>
+          <w:color w:val="1F2937"/>
+          <w:sz w:val="21"/>
+        </w:rPr>
+        <w:t xml:space="preserve">역사적 위치: </w:t>
+      </w:r>
+      <w:r>
+        <w:rPr w:rFonts="맑은 고딕">
+          <w:rFonts w:ascii="맑은 고딕" w:hAnsi="맑은 고딕" w:eastAsia="맑은 고딕"/>
+          <w:b w:val="0"/>
+          <w:sz w:val="21"/>
+        </w:rPr>
+        <w:t>본 앨범은 1980년대 신스팝의 기계적 잔향을 지나 1990년대 정통 R&amp;B와 어덜트 컨템포러리 팝의 부흥을 선도한 결정적 분수령입니다. 데뷔 앨범에서 무려 4곡의 연속 빌보드 핫 100 1위 곡을 배출한 전무후무한 기록은 팝 역사에 영원히 각인되었으며, 아레사 프랭클린으로 대표되던 솔(Soul)의 정통성을 현대적 팝 감각으로 완벽히 재해석해 현대 멜리즈마(Melisma) 창법의 대중화를 이룩한 교과서적 음반으로 평가받습니다.</w:t>
+      </w:r>
+    </w:p>
+    <w:p>
+      <w:pPr>
+        <w:spacing w:line="324" w:lineRule="auto" w:after="80"/>
+      </w:pPr>
+      <w:r>
+        <w:rPr w:rFonts="맑은 고딕">
+          <w:rFonts w:ascii="맑은 고딕" w:hAnsi="맑은 고딕" w:eastAsia="맑은 고딕"/>
+          <w:b w:val="0"/>
+          <w:color w:val="6B7280"/>
+          <w:sz w:val="21"/>
+        </w:rPr>
+        <w:t xml:space="preserve">· </w:t>
+      </w:r>
+      <w:r>
+        <w:rPr w:rFonts="맑은 고딕">
+          <w:rFonts w:ascii="맑은 고딕" w:hAnsi="맑은 고딕" w:eastAsia="맑은 고딕"/>
+          <w:b/>
+          <w:color w:val="1F2937"/>
+          <w:sz w:val="21"/>
+        </w:rPr>
+        <w:t xml:space="preserve">시대의 흔적(스토리텔링): </w:t>
+      </w:r>
+      <w:r>
+        <w:rPr w:rFonts="맑은 고딕">
+          <w:rFonts w:ascii="맑은 고딕" w:hAnsi="맑은 고딕" w:eastAsia="맑은 고딕"/>
+          <w:b w:val="0"/>
+          <w:sz w:val="21"/>
+        </w:rPr>
+        <w:t>1990년 벽두, 냉전의 종식과 함께 새로운 밀레니엄을 향한 희망과 낭만이 피어오르던 시절의 서정적 공기가 음반 곳곳에 아로새겨져 있습니다. 라디오 전파를 타고 흘러나오던 그녀의 유려한 고음은 당시 사랑에 울고 웃던 수많은 청춘들의 밤을 위로했고, 카세트테이프와 바이닐 레코드를 손에 쥐고 가사집을 넘기며 순수한 감성을 나누던 아날로그 시대의 벅찬 설렘을 고스란히 담고 있습니다.</w:t>
+      </w:r>
+    </w:p>
+    <w:p>
+      <w:pPr>
+        <w:spacing w:line="324" w:lineRule="auto" w:before="200" w:after="80"/>
+      </w:pPr>
+      <w:r>
+        <w:rPr w:rFonts="맑은 고딕">
+          <w:rFonts w:ascii="맑은 고딕" w:hAnsi="맑은 고딕" w:eastAsia="맑은 고딕"/>
+          <w:b/>
+          <w:color w:val="1E3A8A"/>
+          <w:sz w:val="24"/>
+        </w:rPr>
+        <w:t>4. 주요 수록곡 및 감상 제언</w:t>
+      </w:r>
+    </w:p>
+    <w:p>
+      <w:pPr>
+        <w:spacing w:line="324" w:lineRule="auto" w:after="80"/>
+      </w:pPr>
+      <w:r>
+        <w:rPr w:rFonts="맑은 고딕">
+          <w:rFonts w:ascii="맑은 고딕" w:hAnsi="맑은 고딕" w:eastAsia="맑은 고딕"/>
+          <w:b w:val="0"/>
+          <w:color w:val="6B7280"/>
+          <w:sz w:val="21"/>
+        </w:rPr>
+        <w:t xml:space="preserve">· </w:t>
+      </w:r>
+      <w:r>
+        <w:rPr w:rFonts="맑은 고딕">
+          <w:rFonts w:ascii="맑은 고딕" w:hAnsi="맑은 고딕" w:eastAsia="맑은 고딕"/>
+          <w:b/>
+          <w:color w:val="1F2937"/>
+          <w:sz w:val="21"/>
+        </w:rPr>
+        <w:t xml:space="preserve">주요 수록곡 특징: </w:t>
+      </w:r>
+      <w:r>
+        <w:rPr w:rFonts="맑은 고딕">
+          <w:rFonts w:ascii="맑은 고딕" w:hAnsi="맑은 고딕" w:eastAsia="맑은 고딕"/>
+          <w:b w:val="0"/>
+          <w:sz w:val="21"/>
+        </w:rPr>
+        <w:t>머라이어 캐리 보컬의 정수를 담은 데뷔 싱글 〈Vision of Love〉는 절제된 어쿠스틱 베이스 위로 휘몰아치는 애절한 애드리브와 휘슬 보컬이 백미이며, 서정적인 피아노 아르페지오와 웅장한 코러스가 심금을 울리는 팝 발라드 〈Love Takes Time〉, 펑키한 리듬감 속에 가창의 다이내믹이 빛나는 〈Someday〉, 그리고 가스펠 콰이어의 벅찬 화음과 어우러져 한 편의 드라마를 완성하는 〈There's Got to Be a Way〉 등은 앨범 전체를 하나의 유기적인 예술품으로 완성합니다.</w:t>
+      </w:r>
+    </w:p>
+    <w:p>
+      <w:pPr>
+        <w:spacing w:line="324" w:lineRule="auto" w:after="80"/>
+      </w:pPr>
+      <w:r>
+        <w:rPr w:rFonts="맑은 고딕">
+          <w:rFonts w:ascii="맑은 고딕" w:hAnsi="맑은 고딕" w:eastAsia="맑은 고딕"/>
+          <w:b w:val="0"/>
+          <w:color w:val="6B7280"/>
+          <w:sz w:val="21"/>
+        </w:rPr>
+        <w:t xml:space="preserve">· </w:t>
+      </w:r>
+      <w:r>
+        <w:rPr w:rFonts="맑은 고딕">
+          <w:rFonts w:ascii="맑은 고딕" w:hAnsi="맑은 고딕" w:eastAsia="맑은 고딕"/>
+          <w:b/>
+          <w:color w:val="1F2937"/>
+          <w:sz w:val="21"/>
+        </w:rPr>
+        <w:t xml:space="preserve">빈티지 감상 제언: </w:t>
+      </w:r>
+      <w:r>
+        <w:rPr w:rFonts="맑은 고딕">
+          <w:rFonts w:ascii="맑은 고딕" w:hAnsi="맑은 고딕" w:eastAsia="맑은 고딕"/>
+          <w:b w:val="0"/>
+          <w:sz w:val="21"/>
+        </w:rPr>
+        <w:t>디지털 음원의 날카로운 해상도와 달리, 아날로그 LP 그루브에서 피어나는 머라이어 캐리의 보컬은 벨벳처럼 부드럽고 가슴을 감싸는 온기를 지니고 있습니다. 진공관 앰프의 풍성한 배음과 따스한 턴테이블 카트리지를 거칠 때, 그녀의 가녀린 숨소리부터 클라이맥스의 폭발적인 성량까지 귀를 찌르지 않는 우아한 입체감으로 살아나며, 마치 리스너 바로 앞에서 노래하는 듯한 황홀한 현장감을 선사합니다.</w:t>
+      </w:r>
+    </w:p>
+    <w:p>
+      <w:pPr>
+        <w:spacing w:line="324" w:lineRule="auto" w:after="80"/>
+      </w:pPr>
+      <w:r>
+        <w:rPr w:rFonts="맑은 고딕">
+          <w:rFonts w:ascii="맑은 고딕" w:hAnsi="맑은 고딕" w:eastAsia="맑은 고딕"/>
+          <w:b w:val="0"/>
+          <w:color w:val="6B7280"/>
+          <w:sz w:val="21"/>
+        </w:rPr>
+        <w:t xml:space="preserve">· </w:t>
+      </w:r>
+      <w:r>
+        <w:rPr w:rFonts="맑은 고딕">
+          <w:rFonts w:ascii="맑은 고딕" w:hAnsi="맑은 고딕" w:eastAsia="맑은 고딕"/>
+          <w:b/>
+          <w:color w:val="1F2937"/>
+          <w:sz w:val="21"/>
+        </w:rPr>
+        <w:t xml:space="preserve">소장 가치: </w:t>
+      </w:r>
+      <w:r>
+        <w:rPr w:rFonts="맑은 고딕">
+          <w:rFonts w:ascii="맑은 고딕" w:hAnsi="맑은 고딕" w:eastAsia="맑은 고딕"/>
+          <w:b w:val="0"/>
+          <w:sz w:val="21"/>
+        </w:rPr>
+        <w:t>초기 프레싱 바이닐 특유의 정교한 믹싱 밸런스와 머라이어 캐리의 풋풋하면서도 당당한 초상이 담긴 오리지널 아트워크는 바이닐 컬렉터들에게 결코 대체할 수 없는 시각적·청각적 만족감을 줍니다. 90년대 팝 음악의 황금기를 열어젖힌 가장 찬란한 출발점이자 한 세기를 풍미한 디바의 원형이 온전히 보존되어 있다는 점에서 영구적인 소장 가치를 지닙니다.</w:t>
+      </w:r>
+    </w:p>
+    <w:p>
+      <w:pPr>
+        <w:spacing w:line="324" w:lineRule="auto" w:after="120" w:before="160"/>
+      </w:pPr>
+      <w:r>
+        <w:rPr w:rFonts="맑은 고딕">
+          <w:rFonts w:ascii="맑은 고딕" w:hAnsi="맑은 고딕" w:eastAsia="맑은 고딕"/>
+          <w:b/>
+          <w:color w:val="4338CA"/>
+          <w:sz w:val="21"/>
+        </w:rPr>
+        <w:t>이 음반을 통해 아날로그 바늘 끝에서 피어나는 젊은 디바의 순수한 열정과 시대가 전해주는 감동을 다시 한번 경험해 보시는 것은 어떨까요?</w:t>
       </w:r>
     </w:p>
     <w:sectPr>
       <w:pgSz w:w="12240" w:h="15840"/>
-      <w:pgMar w:top="1440" w:right="1440" w:bottom="1440" w:left="1440" w:header="720" w:footer="720" w:gutter="0"/>
+      <w:pgMar w:top="1152" w:right="1296" w:bottom="1152" w:left="1296" w:header="720" w:footer="720" w:gutter="0"/>
       <w:cols w:space="720"/>
       <w:docGrid w:linePitch="360"/>
     </w:sectPr>

--- a/word_reports/LP_0231_위치_281_Mariah Carey_Mariah Carey.docx
+++ b/word_reports/LP_0231_위치_281_Mariah Carey_Mariah Carey.docx
@@ -32,7 +32,7 @@
     </w:p>
     <w:p>
       <w:pPr>
-        <w:spacing w:line="324" w:lineRule="auto" w:before="80" w:after="160"/>
+        <w:spacing w:line="324" w:lineRule="auto" w:before="80" w:after="120"/>
       </w:pPr>
       <w:r>
         <w:rPr w:rFonts="맑은 고딕">
@@ -42,13 +42,6 @@
           <w:sz w:val="22"/>
         </w:rPr>
         <w:t xml:space="preserve">[음반 소개] </w:t>
-      </w:r>
-      <w:r>
-        <w:rPr w:rFonts="맑은 고딕">
-          <w:rFonts w:ascii="맑은 고딕" w:hAnsi="맑은 고딕" w:eastAsia="맑은 고딕"/>
-          <w:b w:val="0"/>
-          <w:sz w:val="21"/>
-        </w:rPr>
       </w:r>
     </w:p>
     <w:p>
@@ -61,7 +54,33 @@
           <w:b w:val="0"/>
           <w:sz w:val="21"/>
         </w:rPr>
-        <w:t>1990년 여름, 팝 음악계는 신이 내린 천상의 음색을 지닌 스물한 살 신예의 등장으로 거대한 지각변동을 맞이했습니다. 머라이어 캐리의 데뷔 앨범 《Mariah Carey》는 5옥타브를 자유자재로 넘나드는 경이로운 보컬 테크닉과 흑인 가스펠의 깊은 영혼, 세련된 팝 발라드의 서정성이 절묘하게 교차하는 현대 팝 보컬의 기념비적 이정표입니다. 레코드 그루브를 타고 흐르는 그녀의 맑고 풍성한 첫 숨결은 오랜 세월이 흐른 오늘날에도 클래식한 기품을 잃지 않으며 리스너의 가슴을 뭉클하게 적십니다. 90년대 디바 전성시대의 찬연한 서막을 알린 이 음반은 그 자체로 거장의 탄생을 알리는 거룩한 선언문이자 음악사적 축복입니다.</w:t>
+        <w:t>1990년, 세기말의 문턱에서 대중음악계는 한 시대를 완전히 뒤바꿔놓을 경이로운 목소리의 강림을 목도했습니다. 갓 스무 살을 넘긴 무명의 신예 머라이어 캐리가 세상에 내놓은 데뷔작 『Mariah Carey』는 단순한 유망주의 등장을 넘어, 현대 팝 보컬리즘의 새로운 지평을 선포한 일대 사건이었습니다. 콜롬비아 레코드의 전폭적인 지휘 아래 당대 최고의 프로듀서들이 조력자로 나섰으나, 이 음반을 찬연히 빛나게 한 본질은 다름 아닌 머라이어 캐리 본인의 천재적인 송라이팅 감각과 5옥타브를 자유자재로 넘나드는 불가사의한 가창력이었습니다.</w:t>
+      </w:r>
+    </w:p>
+    <w:p>
+      <w:pPr>
+        <w:spacing w:line="324" w:lineRule="auto" w:after="120"/>
+      </w:pPr>
+      <w:r>
+        <w:rPr w:rFonts="맑은 고딕">
+          <w:rFonts w:ascii="맑은 고딕" w:hAnsi="맑은 고딕" w:eastAsia="맑은 고딕"/>
+          <w:b w:val="0"/>
+          <w:sz w:val="21"/>
+        </w:rPr>
+        <w:t>앨범 전체를 관통하는 예술적 철학은 흑인 가스펠과 정통 소울의 깊은 영성을 백인 어덜트 컨템포러리 팝의 세련된 선율 속에 완벽히 용해하는 데 있었습니다. 머라이어 캐리는 휘슬 레지스터라는 전무후무한 고음 테크닉을 전면에 내세우면서도, 결코 화려한 기교의 과시에 매몰되지 않았습니다. 그녀의 보컬은 첫사랑의 설렘을 담은 맑고 투명한 숨결부터 이별의 낭떠러지에서 뿜어내는 절절한 통곡에 이르기까지, 인간이 느낄 수 있는 서정적 감정의 스펙트럼을 완벽하게 형상화하며 듣는 이의 심금을 울렸습니다.</w:t>
+      </w:r>
+    </w:p>
+    <w:p>
+      <w:pPr>
+        <w:spacing w:line="324" w:lineRule="auto" w:after="120"/>
+      </w:pPr>
+      <w:r>
+        <w:rPr w:rFonts="맑은 고딕">
+          <w:rFonts w:ascii="맑은 고딕" w:hAnsi="맑은 고딕" w:eastAsia="맑은 고딕"/>
+          <w:b w:val="0"/>
+          <w:sz w:val="21"/>
+        </w:rPr>
+        <w:t>발매 직후 빌보드 앨범 차트 정상을 장기간 장악하고 수록곡 중 4곡을 연이어 싱글 차트 1위에 올려놓은 이 데뷔작은 팝 역사상 가장 완벽한 서막으로 기록되었습니다. 30여 년의 세월이 흐른 오늘날에도 이 음반이 퇴색하지 않는 생명력을 지니는 이유는, 완벽한 테크닉 이면에 자리한 순수한 음악적 열정과 진솔한 감성의 파동이 고스란히 담겨 있기 때문입니다. 아날로그 그루브의 결을 타고 회전하는 이 음반은 시대를 초월하여 가장 순수하고도 찬란했던 한 디바의 시작을 영원히 증언하고 있습니다.</w:t>
       </w:r>
     </w:p>
     <w:p>
@@ -168,7 +187,7 @@
           <w:b w:val="0"/>
           <w:sz w:val="21"/>
         </w:rPr>
-        <w:t>1990년 6월 12일 컬럼비아 레코드(Columbia Records)를 통해 발매된 머라이어 캐리의 정규 데뷔 앨범으로, 토미 모톨라의 전폭적인 지휘 아래 팝 역사상 가장 화려한 스포트라이트를 받으며 세상에 모습을 드러낸 마스터피스입니다.</w:t>
+        <w:t>1990년 6월 12일 콜롬비아 레코드(Columbia Records)를 통해 발매된 머라이어 캐리의 데뷔 정규 앨범으로, 1990년대 팝과 R&amp;B의 황금기를 알린 역사적 기념비입니다.</w:t>
       </w:r>
     </w:p>
     <w:p>
@@ -199,7 +218,7 @@
           <w:b w:val="0"/>
           <w:sz w:val="21"/>
         </w:rPr>
-        <w:t>발매 직후 미국 빌보드 200 차트에서 11주 연속 1위를 기록했으며, 미국 내에서만 900만 장 이상(RIAA 9× 플래티넘), 전 세계적으로 1,500만 장 이상의 경이적인 판매고를 올리며 신인으로서는 유례없는 상업적 대성공을 거두었습니다.</w:t>
+        <w:t>미국 빌보드 200 앨범 차트 11주 연속 1위를 차지했으며, 미국 내에서만 900만 장 이상(9× 플래티넘) 판매, 전 세계 누적 1,500만 장 이상의 경이적인 판매고를 올리며 1991년 빌보드 연간 앨범 차트 1위를 기록했습니다.</w:t>
       </w:r>
     </w:p>
     <w:p>
@@ -230,7 +249,7 @@
           <w:b w:val="0"/>
           <w:sz w:val="21"/>
         </w:rPr>
-        <w:t>1991년 제33회 그래미 어워드에서 '최우수 신인상(Best New Artist)'과 싱글 〈Vision of Love〉로 '최우수 여성 팝 보컬 퍼포먼스(Best Pop Vocal Performance, Female)'를 거머쥐며 2관왕에 올랐고, 전설적인 데뷔로서의 권위와 예술성을 공인받았습니다.</w:t>
+        <w:t>제33회 그래미 어워드에서 '최우수 신인상(Best New Artist)'과 '최우수 여성 팝 보컬 퍼포먼스(Best Pop Vocal Performance, Female)'를 동시에 거머쥐며 대중성과 음악성을 완벽히 공인받았습니다.</w:t>
       </w:r>
     </w:p>
     <w:p>
@@ -275,7 +294,7 @@
           <w:b w:val="0"/>
           <w:sz w:val="21"/>
         </w:rPr>
-        <w:t>미국 (United States of America)</w:t>
+        <w:t>미국</w:t>
       </w:r>
     </w:p>
     <w:p>
@@ -306,7 +325,7 @@
           <w:b w:val="0"/>
           <w:sz w:val="21"/>
         </w:rPr>
-        <w:t>1969년 3월 27일 출생 ~ 현재</w:t>
+        <w:t>1969년 3월 27일 출생</w:t>
       </w:r>
     </w:p>
     <w:p>
@@ -337,7 +356,7 @@
           <w:b w:val="0"/>
           <w:sz w:val="21"/>
         </w:rPr>
-        <w:t>솔로 (Solo)</w:t>
+        <w:t>솔로</w:t>
       </w:r>
     </w:p>
     <w:p>
@@ -368,7 +387,7 @@
           <w:b w:val="0"/>
           <w:sz w:val="21"/>
         </w:rPr>
-        <w:t>머라이어 캐리는 5옥타브에 달하는 경이적인 음역대와 전설적인 휘슬 레지스터를 구사하며 현대 팝·R&amp;B 보컬의 새로운 표준을 정립한 20세기 최고의 디바입니다. 탁월한 가창력뿐만 아니라 대다수 명곡의 멜로디와 노랫말을 직접 빚어낸 천재적인 싱어송라이터로서, 빌보드 핫 100 1위 곡 19개를 기록하며 솔로 아티스트 사상 독보적인 위상을 굳건히 지키고 있습니다.</w:t>
+        <w:t>5옥타브를 넘나드는 경이로운 음역과 독보적인 휘슬 레지스터, 가스펠에 기반한 섬세한 멜리스마 창법으로 팝 보컬의 역사를 다시 쓴 세기의 디바입니다. 솔로 아티스트 사상 최다인 19곡의 빌보드 핫 100 1위 곡을 탄생시킨 탁월한 싱어송라이터이자 프로듀서로서 현대 대중음악의 살아있는 전설로 추앙받고 있습니다.</w:t>
       </w:r>
     </w:p>
     <w:p>
@@ -413,7 +432,7 @@
           <w:b w:val="0"/>
           <w:sz w:val="21"/>
         </w:rPr>
-        <w:t>본 앨범은 1980년대 신스팝의 기계적 잔향을 지나 1990년대 정통 R&amp;B와 어덜트 컨템포러리 팝의 부흥을 선도한 결정적 분수령입니다. 데뷔 앨범에서 무려 4곡의 연속 빌보드 핫 100 1위 곡을 배출한 전무후무한 기록은 팝 역사에 영원히 각인되었으며, 아레사 프랭클린으로 대표되던 솔(Soul)의 정통성을 현대적 팝 감각으로 완벽히 재해석해 현대 멜리즈마(Melisma) 창법의 대중화를 이룩한 교과서적 음반으로 평가받습니다.</w:t>
+        <w:t>1980년대 후반의 화려한 댄스 팝과 신스팝 열풍 속에서 정통 가창력과 어덜트 컨템포러리 R&amp;B 발라드의 부활을 이끈 전환점입니다. 휘트니 휴스턴을 잇는 차세대 여성 보컬리스트의 완벽한 탄생을 알리며 현대 팝 음악계의 보컬 패러다임을 확립한 작품으로 평가받습니다.</w:t>
       </w:r>
     </w:p>
     <w:p>
@@ -444,7 +463,7 @@
           <w:b w:val="0"/>
           <w:sz w:val="21"/>
         </w:rPr>
-        <w:t>1990년 벽두, 냉전의 종식과 함께 새로운 밀레니엄을 향한 희망과 낭만이 피어오르던 시절의 서정적 공기가 음반 곳곳에 아로새겨져 있습니다. 라디오 전파를 타고 흘러나오던 그녀의 유려한 고음은 당시 사랑에 울고 웃던 수많은 청춘들의 밤을 위로했고, 카세트테이프와 바이닐 레코드를 손에 쥐고 가사집을 넘기며 순수한 감성을 나누던 아날로그 시대의 벅찬 설렘을 고스란히 담고 있습니다.</w:t>
+        <w:t>1990년대의 서막이 열리던 무렵, 아날로그와 디지털의 경계에서 서성이던 청춘들에게 머라이어 캐리의 목소리는 라디오 전파를 타고 흐르는 가장 맑고 눈부신 축복이었습니다. 워크맨과 턴테이블을 통해 울려 퍼지던 그녀의 첫 소절들은 그 시절 청춘들의 가슴에 지워지지 않는 낭만과 설렘의 기억으로 남아있습니다.</w:t>
       </w:r>
     </w:p>
     <w:p>
@@ -489,7 +508,130 @@
           <w:b w:val="0"/>
           <w:sz w:val="21"/>
         </w:rPr>
-        <w:t>머라이어 캐리 보컬의 정수를 담은 데뷔 싱글 〈Vision of Love〉는 절제된 어쿠스틱 베이스 위로 휘몰아치는 애절한 애드리브와 휘슬 보컬이 백미이며, 서정적인 피아노 아르페지오와 웅장한 코러스가 심금을 울리는 팝 발라드 〈Love Takes Time〉, 펑키한 리듬감 속에 가창의 다이내믹이 빛나는 〈Someday〉, 그리고 가스펠 콰이어의 벅찬 화음과 어우러져 한 편의 드라마를 완성하는 〈There's Got to Be a Way〉 등은 앨범 전체를 하나의 유기적인 예술품으로 완성합니다.</w:t>
+      </w:r>
+    </w:p>
+    <w:p>
+      <w:pPr>
+        <w:spacing w:line="324" w:lineRule="auto" w:after="80"/>
+      </w:pPr>
+      <w:r>
+        <w:rPr w:rFonts="맑은 고딕">
+          <w:rFonts w:ascii="맑은 고딕" w:hAnsi="맑은 고딕" w:eastAsia="맑은 고딕"/>
+          <w:b w:val="0"/>
+          <w:color w:val="6B7280"/>
+          <w:sz w:val="21"/>
+        </w:rPr>
+        <w:t xml:space="preserve">· </w:t>
+      </w:r>
+      <w:r>
+        <w:rPr w:rFonts="맑은 고딕">
+          <w:rFonts w:ascii="맑은 고딕" w:hAnsi="맑은 고딕" w:eastAsia="맑은 고딕"/>
+          <w:b/>
+          <w:color w:val="1F2937"/>
+          <w:sz w:val="21"/>
+        </w:rPr>
+        <w:t xml:space="preserve">"Vision of Love": </w:t>
+      </w:r>
+      <w:r>
+        <w:rPr w:rFonts="맑은 고딕">
+          <w:rFonts w:ascii="맑은 고딕" w:hAnsi="맑은 고딕" w:eastAsia="맑은 고딕"/>
+          <w:b w:val="0"/>
+          <w:sz w:val="21"/>
+        </w:rPr>
+        <w:t>팝 보컬의 문법을 바꾼 불후의 명곡으로, 섬세한 멜리스마와 클라이맥스의 폭발적인 고음이 가스펠적 영성과 완벽한 조화를 이룹니다.</w:t>
+      </w:r>
+    </w:p>
+    <w:p>
+      <w:pPr>
+        <w:spacing w:line="324" w:lineRule="auto" w:after="80"/>
+      </w:pPr>
+      <w:r>
+        <w:rPr w:rFonts="맑은 고딕">
+          <w:rFonts w:ascii="맑은 고딕" w:hAnsi="맑은 고딕" w:eastAsia="맑은 고딕"/>
+          <w:b w:val="0"/>
+          <w:color w:val="6B7280"/>
+          <w:sz w:val="21"/>
+        </w:rPr>
+        <w:t xml:space="preserve">· </w:t>
+      </w:r>
+      <w:r>
+        <w:rPr w:rFonts="맑은 고딕">
+          <w:rFonts w:ascii="맑은 고딕" w:hAnsi="맑은 고딕" w:eastAsia="맑은 고딕"/>
+          <w:b/>
+          <w:color w:val="1F2937"/>
+          <w:sz w:val="21"/>
+        </w:rPr>
+        <w:t xml:space="preserve">"Love Takes Time": </w:t>
+      </w:r>
+      <w:r>
+        <w:rPr w:rFonts="맑은 고딕">
+          <w:rFonts w:ascii="맑은 고딕" w:hAnsi="맑은 고딕" w:eastAsia="맑은 고딕"/>
+          <w:b w:val="0"/>
+          <w:sz w:val="21"/>
+        </w:rPr>
+        <w:t>잔잔한 피아노 선율 위로 사랑의 상처와 기다림을 웅장하고 애절하게 노래한 정통 발라드의 정수입니다.</w:t>
+      </w:r>
+    </w:p>
+    <w:p>
+      <w:pPr>
+        <w:spacing w:line="324" w:lineRule="auto" w:after="80"/>
+      </w:pPr>
+      <w:r>
+        <w:rPr w:rFonts="맑은 고딕">
+          <w:rFonts w:ascii="맑은 고딕" w:hAnsi="맑은 고딕" w:eastAsia="맑은 고딕"/>
+          <w:b w:val="0"/>
+          <w:color w:val="6B7280"/>
+          <w:sz w:val="21"/>
+        </w:rPr>
+        <w:t xml:space="preserve">· </w:t>
+      </w:r>
+      <w:r>
+        <w:rPr w:rFonts="맑은 고딕">
+          <w:rFonts w:ascii="맑은 고딕" w:hAnsi="맑은 고딕" w:eastAsia="맑은 고딕"/>
+          <w:b/>
+          <w:color w:val="1F2937"/>
+          <w:sz w:val="21"/>
+        </w:rPr>
+        <w:t xml:space="preserve">"Someday": </w:t>
+      </w:r>
+      <w:r>
+        <w:rPr w:rFonts="맑은 고딕">
+          <w:rFonts w:ascii="맑은 고딕" w:hAnsi="맑은 고딕" w:eastAsia="맑은 고딕"/>
+          <w:b w:val="0"/>
+          <w:sz w:val="21"/>
+        </w:rPr>
+        <w:t>경쾌한 뉴 잭 스윙 리듬 위에서 유연하게 춤추는 머라이어의 탁월한 리듬감과 보컬 테크닉이 돋보이는 곡입니다.</w:t>
+      </w:r>
+    </w:p>
+    <w:p>
+      <w:pPr>
+        <w:spacing w:line="324" w:lineRule="auto" w:after="80"/>
+      </w:pPr>
+      <w:r>
+        <w:rPr w:rFonts="맑은 고딕">
+          <w:rFonts w:ascii="맑은 고딕" w:hAnsi="맑은 고딕" w:eastAsia="맑은 고딕"/>
+          <w:b w:val="0"/>
+          <w:color w:val="6B7280"/>
+          <w:sz w:val="21"/>
+        </w:rPr>
+        <w:t xml:space="preserve">· </w:t>
+      </w:r>
+      <w:r>
+        <w:rPr w:rFonts="맑은 고딕">
+          <w:rFonts w:ascii="맑은 고딕" w:hAnsi="맑은 고딕" w:eastAsia="맑은 고딕"/>
+          <w:b/>
+          <w:color w:val="1F2937"/>
+          <w:sz w:val="21"/>
+        </w:rPr>
+        <w:t xml:space="preserve">"I Don't Wanna Cry": </w:t>
+      </w:r>
+      <w:r>
+        <w:rPr w:rFonts="맑은 고딕">
+          <w:rFonts w:ascii="맑은 고딕" w:hAnsi="맑은 고딕" w:eastAsia="맑은 고딕"/>
+          <w:b w:val="0"/>
+          <w:sz w:val="21"/>
+        </w:rPr>
+        <w:t>이별의 체념과 고독을 묵직하고 블루지한 R&amp;B 감성으로 담담히 풀어낸 수작입니다.</w:t>
       </w:r>
     </w:p>
     <w:p>
@@ -520,7 +662,7 @@
           <w:b w:val="0"/>
           <w:sz w:val="21"/>
         </w:rPr>
-        <w:t>디지털 음원의 날카로운 해상도와 달리, 아날로그 LP 그루브에서 피어나는 머라이어 캐리의 보컬은 벨벳처럼 부드럽고 가슴을 감싸는 온기를 지니고 있습니다. 진공관 앰프의 풍성한 배음과 따스한 턴테이블 카트리지를 거칠 때, 그녀의 가녀린 숨소리부터 클라이맥스의 폭발적인 성량까지 귀를 찌르지 않는 우아한 입체감으로 살아나며, 마치 리스너 바로 앞에서 노래하는 듯한 황홀한 현장감을 선사합니다.</w:t>
+        <w:t>디지털 매체의 차가운 명징함 속에서는 자칫 날카롭게 들릴 수 있는 초고역대의 휘슬 레지스터가, 아날로그 LP 특유의 두터운 질감과 진공관 앰프의 따뜻한 배음을 만날 때 비로소 풍성하고 벨벳처럼 부드러운 온기로 피어납니다. 카트리지의 바늘이 소리골을 긁으며 일으키는 미세한 마찰음과 깊은 저역의 울림은 보컬의 호흡 하나하나를 손에 잡힐 듯 생생하게 전달합니다.</w:t>
       </w:r>
     </w:p>
     <w:p>
@@ -551,7 +693,7 @@
           <w:b w:val="0"/>
           <w:sz w:val="21"/>
         </w:rPr>
-        <w:t>초기 프레싱 바이닐 특유의 정교한 믹싱 밸런스와 머라이어 캐리의 풋풋하면서도 당당한 초상이 담긴 오리지널 아트워크는 바이닐 컬렉터들에게 결코 대체할 수 없는 시각적·청각적 만족감을 줍니다. 90년대 팝 음악의 황금기를 열어젖힌 가장 찬란한 출발점이자 한 세기를 풍미한 디바의 원형이 온전히 보존되어 있다는 점에서 영구적인 소장 가치를 지닙니다.</w:t>
+        <w:t>전설의 화려한 시작을 기록한 오리지널 아날로그 사운드의 원형이자, 1990년 LP 황혼기에 제작된 희소성 높은 명반입니다. 흑백 톤의 단아하고 우아한 재킷 커버 디자인은 시각적 품격을 더해주며, 팝 음악사를 사랑하는 컬렉터의 서가에서 가장 빛나는 클래식 컬렉션으로 남을 것입니다.</w:t>
       </w:r>
     </w:p>
     <w:p>
@@ -565,7 +707,7 @@
           <w:color w:val="4338CA"/>
           <w:sz w:val="21"/>
         </w:rPr>
-        <w:t>이 음반을 통해 아날로그 바늘 끝에서 피어나는 젊은 디바의 순수한 열정과 시대가 전해주는 감동을 다시 한번 경험해 보시는 것은 어떨까요?</w:t>
+        <w:t>이 음반을 통해 1990년대의 문을 찬란하게 열어젖힌 한 젊은 천재 보컬리스트의 순수한 숨결과 세월을 뛰어넘는 서정적인 멜로디가 전해주는 감동을 다시 한번 경험해 보시는 것은 어떨까요?</w:t>
       </w:r>
     </w:p>
     <w:sectPr>
